--- a/Доверенность_короткая.docx
+++ b/Доверенность_короткая.docx
@@ -11,7 +11,7 @@
         <w:rPr>
           <w:b/>
         </w:rPr>
-        <w:t>ДОВЕРЕННОСТЬ № ____</w:t>
+        <w:t>ДОВЕРЕННОСТЬ № 1</w:t>
       </w:r>
     </w:p>
     <w:p>
@@ -29,7 +29,7 @@
         <w:jc w:val="right"/>
       </w:pPr>
       <w:r>
-        <w:t>«____» ____________ 20___ г.</w:t>
+        <w:t>«16» февраля 2024 г.</w:t>
       </w:r>
     </w:p>
     <w:p>
@@ -153,7 +153,7 @@
         <w:spacing w:before="120" w:after="200"/>
       </w:pPr>
       <w:r>
-        <w:t>Доверенность выдана сроком на 1 (один) год без права передоверия.</w:t>
+        <w:t>Доверенность выдана сроком на 5 (пять) лет без права передоверия.</w:t>
       </w:r>
     </w:p>
     <w:p>

--- a/Доверенность_короткая.docx
+++ b/Доверенность_короткая.docx
@@ -153,7 +153,7 @@
         <w:spacing w:before="120" w:after="200"/>
       </w:pPr>
       <w:r>
-        <w:t>Доверенность выдана сроком на 5 (пять) лет без права передоверия.</w:t>
+        <w:t>Доверенность выдана сроком до 31 декабря 2050 года без права передоверия.</w:t>
       </w:r>
     </w:p>
     <w:p>

--- a/Доверенность_короткая.docx
+++ b/Доверенность_короткая.docx
@@ -20,7 +20,7 @@
         <w:jc w:val="right"/>
       </w:pPr>
       <w:r>
-        <w:t>г. ______________</w:t>
+        <w:t>г. Москва</w:t>
       </w:r>
     </w:p>
     <w:p>
@@ -29,7 +29,7 @@
         <w:jc w:val="right"/>
       </w:pPr>
       <w:r>
-        <w:t>«16» февраля 2024 г.</w:t>
+        <w:t>«28» октября 2024 г.</w:t>
       </w:r>
     </w:p>
     <w:p>
